--- a/informes_finales/informe_82-A.docx
+++ b/informes_finales/informe_82-A.docx
@@ -52,6 +52,66 @@
       </w:pPr>
       <w:r>
         <w:t xml:space="preserve">CONSIDERANDO:</w:t>
+      </w:r>
+    </w:p>
+    <w:p>
+      <w:pPr>
+        <w:spacing w:after="120"/>
+        <w:ind w:left="720" w:hanging="720"/>
+        <w:jc w:val="both"/>
+      </w:pPr>
+      <w:r>
+        <w:t xml:space="preserve">1.	Que, a fojas 1 a 2, consta Resolución Exenta N°1467/2025;</w:t>
+      </w:r>
+    </w:p>
+    <w:p>
+      <w:pPr>
+        <w:spacing w:after="120"/>
+        <w:ind w:left="720" w:hanging="720"/>
+        <w:jc w:val="both"/>
+      </w:pPr>
+      <w:r>
+        <w:t xml:space="preserve">2.	Que, a fojas 3 a 4, consta Oficio N° E156027 de Contraloría General de la República;</w:t>
+      </w:r>
+    </w:p>
+    <w:p>
+      <w:pPr>
+        <w:spacing w:after="120"/>
+        <w:ind w:left="720" w:hanging="720"/>
+        <w:jc w:val="both"/>
+      </w:pPr>
+      <w:r>
+        <w:t xml:space="preserve">3.	Que, a fojas 5 a 7, consta Consolidado de Información Circularizada (CIC) N°16 de 2025;</w:t>
+      </w:r>
+    </w:p>
+    <w:p>
+      <w:pPr>
+        <w:spacing w:after="120"/>
+        <w:ind w:left="720" w:hanging="720"/>
+        <w:jc w:val="both"/>
+      </w:pPr>
+      <w:r>
+        <w:t xml:space="preserve">4.	Que, a fojas 8, consta Acta de Aceptación del Cargo de Fiscal;</w:t>
+      </w:r>
+    </w:p>
+    <w:p>
+      <w:pPr>
+        <w:spacing w:after="120"/>
+        <w:ind w:left="720" w:hanging="720"/>
+        <w:jc w:val="both"/>
+      </w:pPr>
+      <w:r>
+        <w:t xml:space="preserve">5.	Que, a fojas 9, consta Resolución Solicita Antecedentes Laborales (1);</w:t>
+      </w:r>
+    </w:p>
+    <w:p>
+      <w:pPr>
+        <w:spacing w:after="120"/>
+        <w:ind w:left="720" w:hanging="720"/>
+        <w:jc w:val="both"/>
+      </w:pPr>
+      <w:r>
+        <w:t xml:space="preserve">6.	Que, a fojas 12, consta Correo Electrónico adjuntando Memorandum N°193/DGDP/2025;</w:t>
       </w:r>
     </w:p>
     <w:p>
